--- a/dist/assets/press/2026-11-03-v7/01-documents/06-press-faq.docx
+++ b/dist/assets/press/2026-11-03-v7/01-documents/06-press-faq.docx
@@ -142,7 +142,7 @@
         <w:pStyle w:val="FirstParagraph"/>
       </w:pPr>
       <w:r>
-        <w:t xml:space="preserve">Navigate screens and states, select elements, tune whole-app styling and leave contextual comments. Shared workspaces support collaboration; workspace builders and finished-app users have separate accounts and access flows.</w:t>
+        <w:t xml:space="preserve">Navigate screens and states, select elements, tune whole-app styling and leave contextual comments. Builder and Pro support shared workspaces; workspace builders and finished-app users have separate accounts and access flows.</w:t>
       </w:r>
     </w:p>
     <w:p>
@@ -220,7 +220,7 @@
         <w:pStyle w:val="FirstParagraph"/>
       </w:pPr>
       <w:r>
-        <w:t xml:space="preserve">Yes. Atomic exposes generated source and version history. A source archive excludes app users, business data and hosting infrastructure; it is not a complete portable deployment package.</w:t>
+        <w:t xml:space="preserve">All plans support source browsing. Source downloads are available on Builder and Pro. An archive contains code, not app users, business data or hosting infrastructure; it is not a complete portable deployment package.</w:t>
       </w:r>
     </w:p>
     <w:bookmarkEnd w:id="19"/>
@@ -382,7 +382,7 @@
         <w:pStyle w:val="FirstParagraph"/>
       </w:pPr>
       <w:r>
-        <w:t xml:space="preserve">Free ($0), Builder at $25/month, and Pro at $50/month. Product information:</w:t>
+        <w:t xml:space="preserve">Free ($0), Builder at $25/month, and Pro at $50/month. Free includes 250 credits per month, used at up to 50 a day. Source downloads and collaboration require Builder or Pro. Product information:</w:t>
       </w:r>
       <w:r>
         <w:t xml:space="preserve"> </w:t>
